--- a/docs/procedimento-instalacao-software-python.docx
+++ b/docs/procedimento-instalacao-software-python.docx
@@ -3042,7 +3042,7 @@
                 <w:sz w:val="21"/>
                 <w:szCs w:val="21"/>
               </w:rPr>
-              <w:t xml:space="preserve">Driver do chip USB-serial CH9102X (WCH) não instalado</w:t>
+              <w:t>Driver do chip USB-serial CP210x (Silicon Labs) não instalado</w:t>
             </w:r>
           </w:p>
         </w:tc>
@@ -3078,7 +3078,7 @@
                 <w:sz w:val="21"/>
                 <w:szCs w:val="21"/>
               </w:rPr>
-              <w:t xml:space="preserve">Instalar o driver oficial "CH9102" da WCH (instalador local, não exige internet)</w:t>
+              <w:t>Instalar o driver oficial "CP210x VCP" da Silicon Labs (instalador local, não exige internet)</w:t>
             </w:r>
           </w:p>
         </w:tc>
